--- a/Nhật ký quá trình.docx
+++ b/Nhật ký quá trình.docx
@@ -249,6 +249,73 @@
             </w:pPr>
             <w:r>
               <w:t>28</w:t>
+            </w:r>
+            <w:r>
+              <w:rPr>
+                <w:lang w:val="vi-VN"/>
+              </w:rPr>
+              <w:t>/9/2026</w:t>
+            </w:r>
+          </w:p>
+        </w:tc>
+      </w:tr>
+      <w:tr>
+        <w:tc>
+          <w:tcPr>
+            <w:tcW w:w="3063" w:type="dxa"/>
+          </w:tcPr>
+          <w:p>
+            <w:pPr>
+              <w:pStyle w:val="oancuaDanhsach"/>
+              <w:numPr>
+                <w:ilvl w:val="1"/>
+                <w:numId w:val="1"/>
+              </w:numPr>
+              <w:rPr>
+                <w:lang w:val="vi-VN"/>
+              </w:rPr>
+            </w:pPr>
+            <w:r>
+              <w:rPr>
+                <w:lang w:val="vi-VN"/>
+              </w:rPr>
+              <w:t xml:space="preserve"> Cấu hình Docker</w:t>
+            </w:r>
+          </w:p>
+        </w:tc>
+        <w:tc>
+          <w:tcPr>
+            <w:tcW w:w="3063" w:type="dxa"/>
+          </w:tcPr>
+          <w:p>
+            <w:pPr>
+              <w:rPr>
+                <w:lang w:val="vi-VN"/>
+              </w:rPr>
+            </w:pPr>
+            <w:r>
+              <w:t>30</w:t>
+            </w:r>
+            <w:r>
+              <w:rPr>
+                <w:lang w:val="vi-VN"/>
+              </w:rPr>
+              <w:t>/9/2026</w:t>
+            </w:r>
+          </w:p>
+        </w:tc>
+        <w:tc>
+          <w:tcPr>
+            <w:tcW w:w="3064" w:type="dxa"/>
+          </w:tcPr>
+          <w:p>
+            <w:pPr>
+              <w:rPr>
+                <w:lang w:val="vi-VN"/>
+              </w:rPr>
+            </w:pPr>
+            <w:r>
+              <w:t>30</w:t>
             </w:r>
             <w:r>
               <w:rPr>

--- a/Nhật ký quá trình.docx
+++ b/Nhật ký quá trình.docx
@@ -332,22 +332,68 @@
             <w:tcW w:w="3063" w:type="dxa"/>
           </w:tcPr>
           <w:p>
-            <w:r>
-              <w:t>Viết Dockerfile cho Django và docker-compose.yml</w:t>
-            </w:r>
-          </w:p>
-        </w:tc>
-        <w:tc>
-          <w:tcPr>
-            <w:tcW w:w="3063" w:type="dxa"/>
-          </w:tcPr>
-          <w:p/>
+            <w:pPr>
+              <w:pStyle w:val="oancuaDanhsach"/>
+              <w:numPr>
+                <w:ilvl w:val="1"/>
+                <w:numId w:val="1"/>
+              </w:numPr>
+              <w:rPr>
+                <w:lang w:val="vi-VN"/>
+              </w:rPr>
+            </w:pPr>
+            <w:r>
+              <w:rPr>
+                <w:lang w:val="vi-VN"/>
+              </w:rPr>
+              <w:t xml:space="preserve"> Cấu hình kết nối cơ sở dữ liệu </w:t>
+            </w:r>
+            <w:r>
+              <w:t>PostgreSQL, tạo bảng dữ liệu cho bài viết</w:t>
+            </w:r>
+          </w:p>
+        </w:tc>
+        <w:tc>
+          <w:tcPr>
+            <w:tcW w:w="3063" w:type="dxa"/>
+          </w:tcPr>
+          <w:p>
+            <w:pPr>
+              <w:rPr>
+                <w:lang w:val="vi-VN"/>
+              </w:rPr>
+            </w:pPr>
+            <w:r>
+              <w:t>1</w:t>
+            </w:r>
+            <w:r>
+              <w:rPr>
+                <w:lang w:val="vi-VN"/>
+              </w:rPr>
+              <w:t>/10/2026</w:t>
+            </w:r>
+          </w:p>
         </w:tc>
         <w:tc>
           <w:tcPr>
             <w:tcW w:w="3064" w:type="dxa"/>
           </w:tcPr>
-          <w:p/>
+          <w:p>
+            <w:pPr>
+              <w:rPr>
+                <w:lang w:val="vi-VN"/>
+              </w:rPr>
+            </w:pPr>
+            <w:r>
+              <w:t>1</w:t>
+            </w:r>
+            <w:r>
+              <w:rPr>
+                <w:lang w:val="vi-VN"/>
+              </w:rPr>
+              <w:t>/10/2026</w:t>
+            </w:r>
+          </w:p>
         </w:tc>
       </w:tr>
       <w:tr>
@@ -1393,7 +1439,6 @@
   <w:style w:type="character" w:default="1" w:styleId="Phngmcinhcuaoanvn">
     <w:name w:val="Default Paragraph Font"/>
     <w:uiPriority w:val="1"/>
-    <w:semiHidden/>
     <w:unhideWhenUsed/>
   </w:style>
   <w:style w:type="table" w:default="1" w:styleId="BangThngthng">

--- a/Nhật ký quá trình.docx
+++ b/Nhật ký quá trình.docx
@@ -386,6 +386,69 @@
             </w:pPr>
             <w:r>
               <w:t>1</w:t>
+            </w:r>
+            <w:r>
+              <w:rPr>
+                <w:lang w:val="vi-VN"/>
+              </w:rPr>
+              <w:t>/10/2026</w:t>
+            </w:r>
+          </w:p>
+        </w:tc>
+      </w:tr>
+      <w:tr>
+        <w:tc>
+          <w:tcPr>
+            <w:tcW w:w="3063" w:type="dxa"/>
+          </w:tcPr>
+          <w:p>
+            <w:pPr>
+              <w:pStyle w:val="oancuaDanhsach"/>
+              <w:numPr>
+                <w:ilvl w:val="1"/>
+                <w:numId w:val="1"/>
+              </w:numPr>
+              <w:rPr>
+                <w:lang w:val="vi-VN"/>
+              </w:rPr>
+            </w:pPr>
+            <w:r>
+              <w:rPr>
+                <w:lang w:val="vi-VN"/>
+              </w:rPr>
+              <w:t>Hoàn chỉnh trang blog</w:t>
+            </w:r>
+          </w:p>
+        </w:tc>
+        <w:tc>
+          <w:tcPr>
+            <w:tcW w:w="3063" w:type="dxa"/>
+          </w:tcPr>
+          <w:p>
+            <w:r>
+              <w:rPr>
+                <w:lang w:val="vi-VN"/>
+              </w:rPr>
+              <w:t>2</w:t>
+            </w:r>
+            <w:r>
+              <w:rPr>
+                <w:lang w:val="vi-VN"/>
+              </w:rPr>
+              <w:t>/10/2026</w:t>
+            </w:r>
+          </w:p>
+        </w:tc>
+        <w:tc>
+          <w:tcPr>
+            <w:tcW w:w="3064" w:type="dxa"/>
+          </w:tcPr>
+          <w:p>
+            <w:r>
+              <w:rPr>
+                <w:lang w:val="vi-VN"/>
+              </w:rPr>
+              <w:t>2</w:t>
             </w:r>
             <w:r>
               <w:rPr>
@@ -1439,6 +1502,7 @@
   <w:style w:type="character" w:default="1" w:styleId="Phngmcinhcuaoanvn">
     <w:name w:val="Default Paragraph Font"/>
     <w:uiPriority w:val="1"/>
+    <w:semiHidden/>
     <w:unhideWhenUsed/>
   </w:style>
   <w:style w:type="table" w:default="1" w:styleId="BangThngthng">

--- a/Nhật ký quá trình.docx
+++ b/Nhật ký quá trình.docx
@@ -429,32 +429,20 @@
               <w:rPr>
                 <w:lang w:val="vi-VN"/>
               </w:rPr>
-              <w:t>2</w:t>
-            </w:r>
+              <w:t>2/10/2026</w:t>
+            </w:r>
+          </w:p>
+        </w:tc>
+        <w:tc>
+          <w:tcPr>
+            <w:tcW w:w="3064" w:type="dxa"/>
+          </w:tcPr>
+          <w:p>
             <w:r>
               <w:rPr>
                 <w:lang w:val="vi-VN"/>
               </w:rPr>
-              <w:t>/10/2026</w:t>
-            </w:r>
-          </w:p>
-        </w:tc>
-        <w:tc>
-          <w:tcPr>
-            <w:tcW w:w="3064" w:type="dxa"/>
-          </w:tcPr>
-          <w:p>
-            <w:r>
-              <w:rPr>
-                <w:lang w:val="vi-VN"/>
-              </w:rPr>
-              <w:t>2</w:t>
-            </w:r>
-            <w:r>
-              <w:rPr>
-                <w:lang w:val="vi-VN"/>
-              </w:rPr>
-              <w:t>/10/2026</w:t>
+              <w:t>2/10/2026</w:t>
             </w:r>
           </w:p>
         </w:tc>
@@ -501,13 +489,33 @@
           <w:tcPr>
             <w:tcW w:w="3063" w:type="dxa"/>
           </w:tcPr>
-          <w:p/>
+          <w:p>
+            <w:r>
+              <w:t>4</w:t>
+            </w:r>
+            <w:r>
+              <w:rPr>
+                <w:lang w:val="vi-VN"/>
+              </w:rPr>
+              <w:t>/10/2026</w:t>
+            </w:r>
+          </w:p>
         </w:tc>
         <w:tc>
           <w:tcPr>
             <w:tcW w:w="3064" w:type="dxa"/>
           </w:tcPr>
-          <w:p/>
+          <w:p>
+            <w:r>
+              <w:t>5</w:t>
+            </w:r>
+            <w:r>
+              <w:rPr>
+                <w:lang w:val="vi-VN"/>
+              </w:rPr>
+              <w:t>/10/2026</w:t>
+            </w:r>
+          </w:p>
         </w:tc>
       </w:tr>
       <w:tr>
@@ -525,13 +533,33 @@
           <w:tcPr>
             <w:tcW w:w="3063" w:type="dxa"/>
           </w:tcPr>
-          <w:p/>
+          <w:p>
+            <w:r>
+              <w:t>4</w:t>
+            </w:r>
+            <w:r>
+              <w:rPr>
+                <w:lang w:val="vi-VN"/>
+              </w:rPr>
+              <w:t>/10/2026</w:t>
+            </w:r>
+          </w:p>
         </w:tc>
         <w:tc>
           <w:tcPr>
             <w:tcW w:w="3064" w:type="dxa"/>
           </w:tcPr>
-          <w:p/>
+          <w:p>
+            <w:r>
+              <w:t>5</w:t>
+            </w:r>
+            <w:r>
+              <w:rPr>
+                <w:lang w:val="vi-VN"/>
+              </w:rPr>
+              <w:t>/10/2026</w:t>
+            </w:r>
+          </w:p>
         </w:tc>
       </w:tr>
       <w:tr>
@@ -549,13 +577,33 @@
           <w:tcPr>
             <w:tcW w:w="3063" w:type="dxa"/>
           </w:tcPr>
-          <w:p/>
+          <w:p>
+            <w:r>
+              <w:t>4</w:t>
+            </w:r>
+            <w:r>
+              <w:rPr>
+                <w:lang w:val="vi-VN"/>
+              </w:rPr>
+              <w:t>/10/2026</w:t>
+            </w:r>
+          </w:p>
         </w:tc>
         <w:tc>
           <w:tcPr>
             <w:tcW w:w="3064" w:type="dxa"/>
           </w:tcPr>
-          <w:p/>
+          <w:p>
+            <w:r>
+              <w:t>5</w:t>
+            </w:r>
+            <w:r>
+              <w:rPr>
+                <w:lang w:val="vi-VN"/>
+              </w:rPr>
+              <w:t>/10/2026</w:t>
+            </w:r>
+          </w:p>
         </w:tc>
       </w:tr>
       <w:tr>
@@ -592,7 +640,11 @@
           <w:tcPr>
             <w:tcW w:w="3063" w:type="dxa"/>
           </w:tcPr>
-          <w:p/>
+          <w:p>
+            <w:r>
+              <w:t>13/10/2026</w:t>
+            </w:r>
+          </w:p>
         </w:tc>
         <w:tc>
           <w:tcPr>
@@ -754,6 +806,1330 @@
       </w:tr>
     </w:tbl>
     <w:p/>
+    <w:p>
+      <w:r>
+        <w:br w:type="page"/>
+      </w:r>
+    </w:p>
+    <w:p>
+      <w:r>
+        <w:lastRenderedPageBreak/>
+        <w:t>Quy trình kiểm thử và phân tích nhật ký bảo mật (Log Analysis) cho hệ thống phòng thủ nhiều lớp bao gồm 3 kịch bản tấn công và đối chiếu trên 4 nguồn log khác nhau.</w:t>
+      </w:r>
+    </w:p>
+    <w:p>
+      <w:pPr>
+        <w:rPr>
+          <w:b/>
+          <w:bCs/>
+        </w:rPr>
+      </w:pPr>
+      <w:r>
+        <w:rPr>
+          <w:b/>
+          <w:bCs/>
+        </w:rPr>
+        <w:t>Phần 1: Thực hiện 3 kịch bản tấn công giả lập</w:t>
+      </w:r>
+    </w:p>
+    <w:p>
+      <w:r>
+        <w:t>Mở trình duyệt web hoặc sử dụng PowerShell để gửi các truy vấn độc hại đi qua cổng 80 của Nginx:</w:t>
+      </w:r>
+    </w:p>
+    <w:p>
+      <w:pPr>
+        <w:numPr>
+          <w:ilvl w:val="0"/>
+          <w:numId w:val="2"/>
+        </w:numPr>
+      </w:pPr>
+      <w:r>
+        <w:rPr>
+          <w:b/>
+          <w:bCs/>
+        </w:rPr>
+        <w:t>Kịch bản 1 - Tấn công Cross-Site Scripting (XSS):</w:t>
+      </w:r>
+    </w:p>
+    <w:p>
+      <w:pPr>
+        <w:numPr>
+          <w:ilvl w:val="1"/>
+          <w:numId w:val="2"/>
+        </w:numPr>
+      </w:pPr>
+      <w:r>
+        <w:t>Truy cập địa chỉ http://localhost/ trên trình duyệt.</w:t>
+      </w:r>
+    </w:p>
+    <w:p>
+      <w:pPr>
+        <w:numPr>
+          <w:ilvl w:val="1"/>
+          <w:numId w:val="2"/>
+        </w:numPr>
+      </w:pPr>
+      <w:r>
+        <w:t xml:space="preserve">Nhập vào ô tìm kiếm từ khóa: &lt;script&gt;alert("SOC_XSS")&lt;/script&gt; và nhấn </w:t>
+      </w:r>
+      <w:r>
+        <w:rPr>
+          <w:b/>
+          <w:bCs/>
+        </w:rPr>
+        <w:t>Tìm kiếm</w:t>
+      </w:r>
+      <w:r>
+        <w:t>.</w:t>
+      </w:r>
+    </w:p>
+    <w:p>
+      <w:pPr>
+        <w:numPr>
+          <w:ilvl w:val="1"/>
+          <w:numId w:val="2"/>
+        </w:numPr>
+      </w:pPr>
+      <w:r>
+        <w:rPr>
+          <w:i/>
+          <w:iCs/>
+        </w:rPr>
+        <w:t>Hiện tượng:</w:t>
+      </w:r>
+      <w:r>
+        <w:t xml:space="preserve"> Do WAF đang ở chế độ DetectionOnly (chỉ giám sát, chưa chặn), trình duyệt vẫn hiển thị hộp thoại cảnh báo SOC_XSS, đồng thời cả WAF, IDS và Django đều âm thầm ghi nhận sự kiện.</w:t>
+      </w:r>
+    </w:p>
+    <w:p>
+      <w:pPr>
+        <w:numPr>
+          <w:ilvl w:val="0"/>
+          <w:numId w:val="2"/>
+        </w:numPr>
+      </w:pPr>
+      <w:r>
+        <w:rPr>
+          <w:b/>
+          <w:bCs/>
+        </w:rPr>
+        <w:t>Kịch bản 2 - Tấn công SQL Injection (SQLi):</w:t>
+      </w:r>
+    </w:p>
+    <w:p>
+      <w:pPr>
+        <w:numPr>
+          <w:ilvl w:val="1"/>
+          <w:numId w:val="2"/>
+        </w:numPr>
+      </w:pPr>
+      <w:r>
+        <w:t xml:space="preserve">Tiếp tục nhập vào ô tìm kiếm từ khóa: ' OR '1'='1 và nhấn </w:t>
+      </w:r>
+      <w:r>
+        <w:rPr>
+          <w:b/>
+          <w:bCs/>
+        </w:rPr>
+        <w:t>Tìm kiếm</w:t>
+      </w:r>
+      <w:r>
+        <w:t>.</w:t>
+      </w:r>
+    </w:p>
+    <w:p>
+      <w:pPr>
+        <w:numPr>
+          <w:ilvl w:val="1"/>
+          <w:numId w:val="2"/>
+        </w:numPr>
+      </w:pPr>
+      <w:r>
+        <w:rPr>
+          <w:i/>
+          <w:iCs/>
+        </w:rPr>
+        <w:t>Hiện tượng:</w:t>
+      </w:r>
+      <w:r>
+        <w:t xml:space="preserve"> Toàn bộ bài viết (bao gồm bài viết ẩn) bị lộ ra trên giao diện web.</w:t>
+      </w:r>
+    </w:p>
+    <w:p>
+      <w:pPr>
+        <w:numPr>
+          <w:ilvl w:val="0"/>
+          <w:numId w:val="2"/>
+        </w:numPr>
+      </w:pPr>
+      <w:r>
+        <w:rPr>
+          <w:b/>
+          <w:bCs/>
+        </w:rPr>
+        <w:t>Kịch bản 3 - Giả lập công cụ dò quét tự động (SQLMap Scanner):</w:t>
+      </w:r>
+    </w:p>
+    <w:p>
+      <w:pPr>
+        <w:numPr>
+          <w:ilvl w:val="1"/>
+          <w:numId w:val="2"/>
+        </w:numPr>
+      </w:pPr>
+      <w:r>
+        <w:t>Mở cửa sổ PowerShell trên máy tính và chạy lệnh sau để gửi một gói tin HTTP giả mạo User-Agent của công cụ tấn công sqlmap:</w:t>
+      </w:r>
+    </w:p>
+    <w:tbl>
+      <w:tblPr>
+        <w:tblStyle w:val="BangThun1"/>
+        <w:tblW w:w="0" w:type="auto"/>
+        <w:tblLook w:val="04A0" w:firstRow="1" w:lastRow="0" w:firstColumn="1" w:lastColumn="0" w:noHBand="0" w:noVBand="1"/>
+      </w:tblPr>
+      <w:tblGrid>
+        <w:gridCol w:w="9190"/>
+      </w:tblGrid>
+      <w:tr>
+        <w:trPr>
+          <w:cnfStyle w:val="100000000000" w:firstRow="1" w:lastRow="0" w:firstColumn="0" w:lastColumn="0" w:oddVBand="0" w:evenVBand="0" w:oddHBand="0" w:evenHBand="0" w:firstRowFirstColumn="0" w:firstRowLastColumn="0" w:lastRowFirstColumn="0" w:lastRowLastColumn="0"/>
+        </w:trPr>
+        <w:tc>
+          <w:tcPr>
+            <w:cnfStyle w:val="001000000000" w:firstRow="0" w:lastRow="0" w:firstColumn="1" w:lastColumn="0" w:oddVBand="0" w:evenVBand="0" w:oddHBand="0" w:evenHBand="0" w:firstRowFirstColumn="0" w:firstRowLastColumn="0" w:lastRowFirstColumn="0" w:lastRowLastColumn="0"/>
+            <w:tcW w:w="9190" w:type="dxa"/>
+            <w:shd w:val="clear" w:color="auto" w:fill="F2F2F2" w:themeFill="background1" w:themeFillShade="F2"/>
+          </w:tcPr>
+          <w:p>
+            <w:pPr>
+              <w:pStyle w:val="oancuaDanhsach"/>
+              <w:rPr>
+                <w:rFonts w:ascii="Agency FB" w:hAnsi="Agency FB"/>
+              </w:rPr>
+            </w:pPr>
+            <w:r>
+              <w:rPr>
+                <w:rFonts w:ascii="Agency FB" w:hAnsi="Agency FB"/>
+              </w:rPr>
+              <w:t>curl.exe -A "sqlmap/1.7" "http://localhost/?q=test"</w:t>
+            </w:r>
+          </w:p>
+        </w:tc>
+      </w:tr>
+    </w:tbl>
+    <w:p>
+      <w:pPr>
+        <w:ind w:left="1440"/>
+      </w:pPr>
+    </w:p>
+    <w:p>
+      <w:pPr>
+        <w:rPr>
+          <w:b/>
+          <w:bCs/>
+        </w:rPr>
+      </w:pPr>
+      <w:r>
+        <w:rPr>
+          <w:b/>
+          <w:bCs/>
+        </w:rPr>
+        <w:t>Phần 2: Thu thập và Phân tích Log (Góc độ SOC Analyst)</w:t>
+      </w:r>
+    </w:p>
+    <w:p>
+      <w:r>
+        <w:t xml:space="preserve">Quay lại phần mềm </w:t>
+      </w:r>
+      <w:r>
+        <w:rPr>
+          <w:b/>
+          <w:bCs/>
+        </w:rPr>
+        <w:t>PyCharm</w:t>
+      </w:r>
+      <w:r>
+        <w:t xml:space="preserve">, nhấp chuột phải vào thư mục logs/ chọn </w:t>
+      </w:r>
+      <w:r>
+        <w:rPr>
+          <w:b/>
+          <w:bCs/>
+        </w:rPr>
+        <w:t>Reload from Disk</w:t>
+      </w:r>
+      <w:r>
+        <w:t xml:space="preserve"> để cập nhật toàn bộ file mới, sau đó kiểm tra từng lớp phòng thủ:</w:t>
+      </w:r>
+    </w:p>
+    <w:tbl>
+      <w:tblPr>
+        <w:tblW w:w="0" w:type="auto"/>
+        <w:tblCellSpacing w:w="15" w:type="dxa"/>
+        <w:tblCellMar>
+          <w:left w:w="0" w:type="dxa"/>
+          <w:right w:w="0" w:type="dxa"/>
+        </w:tblCellMar>
+        <w:tblLook w:val="04A0" w:firstRow="1" w:lastRow="0" w:firstColumn="1" w:lastColumn="0" w:noHBand="0" w:noVBand="1"/>
+      </w:tblPr>
+      <w:tblGrid>
+        <w:gridCol w:w="2169"/>
+        <w:gridCol w:w="3200"/>
+        <w:gridCol w:w="3815"/>
+      </w:tblGrid>
+      <w:tr>
+        <w:trPr>
+          <w:tblHeader/>
+          <w:tblCellSpacing w:w="15" w:type="dxa"/>
+        </w:trPr>
+        <w:tc>
+          <w:tcPr>
+            <w:tcW w:w="0" w:type="auto"/>
+            <w:tcBorders>
+              <w:top w:val="single" w:sz="6" w:space="0" w:color="C4C7C5"/>
+              <w:left w:val="single" w:sz="6" w:space="0" w:color="C4C7C5"/>
+              <w:bottom w:val="single" w:sz="6" w:space="0" w:color="C4C7C5"/>
+              <w:right w:val="single" w:sz="6" w:space="0" w:color="C4C7C5"/>
+            </w:tcBorders>
+            <w:tcMar>
+              <w:top w:w="120" w:type="dxa"/>
+              <w:left w:w="180" w:type="dxa"/>
+              <w:bottom w:w="120" w:type="dxa"/>
+              <w:right w:w="180" w:type="dxa"/>
+            </w:tcMar>
+            <w:vAlign w:val="center"/>
+            <w:hideMark/>
+          </w:tcPr>
+          <w:p>
+            <w:r>
+              <w:rPr>
+                <w:b/>
+                <w:bCs/>
+              </w:rPr>
+              <w:t>Lớp phòng thủ</w:t>
+            </w:r>
+          </w:p>
+        </w:tc>
+        <w:tc>
+          <w:tcPr>
+            <w:tcW w:w="0" w:type="auto"/>
+            <w:tcBorders>
+              <w:top w:val="single" w:sz="6" w:space="0" w:color="C4C7C5"/>
+              <w:left w:val="single" w:sz="6" w:space="0" w:color="C4C7C5"/>
+              <w:bottom w:val="single" w:sz="6" w:space="0" w:color="C4C7C5"/>
+              <w:right w:val="single" w:sz="6" w:space="0" w:color="C4C7C5"/>
+            </w:tcBorders>
+            <w:tcMar>
+              <w:top w:w="120" w:type="dxa"/>
+              <w:left w:w="180" w:type="dxa"/>
+              <w:bottom w:w="120" w:type="dxa"/>
+              <w:right w:w="180" w:type="dxa"/>
+            </w:tcMar>
+            <w:vAlign w:val="center"/>
+            <w:hideMark/>
+          </w:tcPr>
+          <w:p>
+            <w:r>
+              <w:rPr>
+                <w:b/>
+                <w:bCs/>
+              </w:rPr>
+              <w:t>File cần mở</w:t>
+            </w:r>
+          </w:p>
+        </w:tc>
+        <w:tc>
+          <w:tcPr>
+            <w:tcW w:w="0" w:type="auto"/>
+            <w:tcBorders>
+              <w:top w:val="single" w:sz="6" w:space="0" w:color="C4C7C5"/>
+              <w:left w:val="single" w:sz="6" w:space="0" w:color="C4C7C5"/>
+              <w:bottom w:val="single" w:sz="6" w:space="0" w:color="C4C7C5"/>
+              <w:right w:val="single" w:sz="6" w:space="0" w:color="C4C7C5"/>
+            </w:tcBorders>
+            <w:tcMar>
+              <w:top w:w="120" w:type="dxa"/>
+              <w:left w:w="180" w:type="dxa"/>
+              <w:bottom w:w="120" w:type="dxa"/>
+              <w:right w:w="180" w:type="dxa"/>
+            </w:tcMar>
+            <w:vAlign w:val="center"/>
+            <w:hideMark/>
+          </w:tcPr>
+          <w:p>
+            <w:r>
+              <w:rPr>
+                <w:b/>
+                <w:bCs/>
+              </w:rPr>
+              <w:t>Dấu hiệu nhận biết cuộc tấn công (IOCs)</w:t>
+            </w:r>
+          </w:p>
+        </w:tc>
+      </w:tr>
+      <w:tr>
+        <w:trPr>
+          <w:tblCellSpacing w:w="15" w:type="dxa"/>
+        </w:trPr>
+        <w:tc>
+          <w:tcPr>
+            <w:tcW w:w="0" w:type="auto"/>
+            <w:tcBorders>
+              <w:top w:val="single" w:sz="6" w:space="0" w:color="C4C7C5"/>
+              <w:left w:val="single" w:sz="6" w:space="0" w:color="C4C7C5"/>
+              <w:bottom w:val="single" w:sz="6" w:space="0" w:color="C4C7C5"/>
+              <w:right w:val="single" w:sz="6" w:space="0" w:color="C4C7C5"/>
+            </w:tcBorders>
+            <w:tcMar>
+              <w:top w:w="120" w:type="dxa"/>
+              <w:left w:w="180" w:type="dxa"/>
+              <w:bottom w:w="120" w:type="dxa"/>
+              <w:right w:w="180" w:type="dxa"/>
+            </w:tcMar>
+            <w:vAlign w:val="center"/>
+            <w:hideMark/>
+          </w:tcPr>
+          <w:p>
+            <w:r>
+              <w:rPr>
+                <w:b/>
+                <w:bCs/>
+              </w:rPr>
+              <w:t>1. IDS (Suricata - Tầng mạng)</w:t>
+            </w:r>
+          </w:p>
+        </w:tc>
+        <w:tc>
+          <w:tcPr>
+            <w:tcW w:w="0" w:type="auto"/>
+            <w:tcBorders>
+              <w:top w:val="single" w:sz="6" w:space="0" w:color="C4C7C5"/>
+              <w:left w:val="single" w:sz="6" w:space="0" w:color="C4C7C5"/>
+              <w:bottom w:val="single" w:sz="6" w:space="0" w:color="C4C7C5"/>
+              <w:right w:val="single" w:sz="6" w:space="0" w:color="C4C7C5"/>
+            </w:tcBorders>
+            <w:tcMar>
+              <w:top w:w="120" w:type="dxa"/>
+              <w:left w:w="180" w:type="dxa"/>
+              <w:bottom w:w="120" w:type="dxa"/>
+              <w:right w:w="180" w:type="dxa"/>
+            </w:tcMar>
+            <w:vAlign w:val="center"/>
+            <w:hideMark/>
+          </w:tcPr>
+          <w:p>
+            <w:r>
+              <w:t>logs/suricata/fast.log</w:t>
+            </w:r>
+          </w:p>
+        </w:tc>
+        <w:tc>
+          <w:tcPr>
+            <w:tcW w:w="0" w:type="auto"/>
+            <w:tcBorders>
+              <w:top w:val="single" w:sz="6" w:space="0" w:color="C4C7C5"/>
+              <w:left w:val="single" w:sz="6" w:space="0" w:color="C4C7C5"/>
+              <w:bottom w:val="single" w:sz="6" w:space="0" w:color="C4C7C5"/>
+              <w:right w:val="single" w:sz="6" w:space="0" w:color="C4C7C5"/>
+            </w:tcBorders>
+            <w:tcMar>
+              <w:top w:w="120" w:type="dxa"/>
+              <w:left w:w="180" w:type="dxa"/>
+              <w:bottom w:w="120" w:type="dxa"/>
+              <w:right w:w="180" w:type="dxa"/>
+            </w:tcMar>
+            <w:vAlign w:val="center"/>
+            <w:hideMark/>
+          </w:tcPr>
+          <w:p>
+            <w:r>
+              <w:t>Xuất hiện 3 dòng cảnh báo khớp chính xác với 3 SID đã viết:</w:t>
+            </w:r>
+          </w:p>
+          <w:p>
+            <w:r>
+              <w:br/>
+            </w:r>
+          </w:p>
+          <w:p>
+            <w:r>
+              <w:t>• [1:1000001:1] SOC LAB - Phat hien tan cong XSS (Script Tag)</w:t>
+            </w:r>
+          </w:p>
+          <w:p>
+            <w:r>
+              <w:br/>
+            </w:r>
+          </w:p>
+          <w:p>
+            <w:r>
+              <w:lastRenderedPageBreak/>
+              <w:t>• [1:1000002:1] SOC LAB - Phat hien tan cong SQL Injection (OR)</w:t>
+            </w:r>
+          </w:p>
+          <w:p>
+            <w:r>
+              <w:br/>
+            </w:r>
+          </w:p>
+          <w:p>
+            <w:r>
+              <w:t>• [1:1000003:1] SOC LAB - Cong cu quet lo hong SQLmap</w:t>
+            </w:r>
+          </w:p>
+        </w:tc>
+      </w:tr>
+      <w:tr>
+        <w:trPr>
+          <w:tblCellSpacing w:w="15" w:type="dxa"/>
+        </w:trPr>
+        <w:tc>
+          <w:tcPr>
+            <w:tcW w:w="0" w:type="auto"/>
+            <w:tcBorders>
+              <w:top w:val="single" w:sz="6" w:space="0" w:color="C4C7C5"/>
+              <w:left w:val="single" w:sz="6" w:space="0" w:color="C4C7C5"/>
+              <w:bottom w:val="single" w:sz="6" w:space="0" w:color="C4C7C5"/>
+              <w:right w:val="single" w:sz="6" w:space="0" w:color="C4C7C5"/>
+            </w:tcBorders>
+            <w:tcMar>
+              <w:top w:w="120" w:type="dxa"/>
+              <w:left w:w="180" w:type="dxa"/>
+              <w:bottom w:w="120" w:type="dxa"/>
+              <w:right w:w="180" w:type="dxa"/>
+            </w:tcMar>
+            <w:vAlign w:val="center"/>
+            <w:hideMark/>
+          </w:tcPr>
+          <w:p>
+            <w:r>
+              <w:rPr>
+                <w:b/>
+                <w:bCs/>
+              </w:rPr>
+              <w:lastRenderedPageBreak/>
+              <w:t>2. IDS Chi tiết (JSON)</w:t>
+            </w:r>
+          </w:p>
+        </w:tc>
+        <w:tc>
+          <w:tcPr>
+            <w:tcW w:w="0" w:type="auto"/>
+            <w:tcBorders>
+              <w:top w:val="single" w:sz="6" w:space="0" w:color="C4C7C5"/>
+              <w:left w:val="single" w:sz="6" w:space="0" w:color="C4C7C5"/>
+              <w:bottom w:val="single" w:sz="6" w:space="0" w:color="C4C7C5"/>
+              <w:right w:val="single" w:sz="6" w:space="0" w:color="C4C7C5"/>
+            </w:tcBorders>
+            <w:tcMar>
+              <w:top w:w="120" w:type="dxa"/>
+              <w:left w:w="180" w:type="dxa"/>
+              <w:bottom w:w="120" w:type="dxa"/>
+              <w:right w:w="180" w:type="dxa"/>
+            </w:tcMar>
+            <w:vAlign w:val="center"/>
+            <w:hideMark/>
+          </w:tcPr>
+          <w:p>
+            <w:r>
+              <w:t>logs/suricata/eve.json</w:t>
+            </w:r>
+          </w:p>
+        </w:tc>
+        <w:tc>
+          <w:tcPr>
+            <w:tcW w:w="0" w:type="auto"/>
+            <w:tcBorders>
+              <w:top w:val="single" w:sz="6" w:space="0" w:color="C4C7C5"/>
+              <w:left w:val="single" w:sz="6" w:space="0" w:color="C4C7C5"/>
+              <w:bottom w:val="single" w:sz="6" w:space="0" w:color="C4C7C5"/>
+              <w:right w:val="single" w:sz="6" w:space="0" w:color="C4C7C5"/>
+            </w:tcBorders>
+            <w:tcMar>
+              <w:top w:w="120" w:type="dxa"/>
+              <w:left w:w="180" w:type="dxa"/>
+              <w:bottom w:w="120" w:type="dxa"/>
+              <w:right w:w="180" w:type="dxa"/>
+            </w:tcMar>
+            <w:vAlign w:val="center"/>
+            <w:hideMark/>
+          </w:tcPr>
+          <w:p>
+            <w:r>
+              <w:t>Lọc các dòng có "event_type":"alert" để xem chi tiết IP nguồn (src_ip), cổng nguồn, giao thức HTTP và nội dung gói tin.</w:t>
+            </w:r>
+          </w:p>
+        </w:tc>
+      </w:tr>
+      <w:tr>
+        <w:trPr>
+          <w:tblCellSpacing w:w="15" w:type="dxa"/>
+        </w:trPr>
+        <w:tc>
+          <w:tcPr>
+            <w:tcW w:w="0" w:type="auto"/>
+            <w:tcBorders>
+              <w:top w:val="single" w:sz="6" w:space="0" w:color="C4C7C5"/>
+              <w:left w:val="single" w:sz="6" w:space="0" w:color="C4C7C5"/>
+              <w:bottom w:val="single" w:sz="6" w:space="0" w:color="C4C7C5"/>
+              <w:right w:val="single" w:sz="6" w:space="0" w:color="C4C7C5"/>
+            </w:tcBorders>
+            <w:tcMar>
+              <w:top w:w="120" w:type="dxa"/>
+              <w:left w:w="180" w:type="dxa"/>
+              <w:bottom w:w="120" w:type="dxa"/>
+              <w:right w:w="180" w:type="dxa"/>
+            </w:tcMar>
+            <w:vAlign w:val="center"/>
+            <w:hideMark/>
+          </w:tcPr>
+          <w:p>
+            <w:r>
+              <w:rPr>
+                <w:b/>
+                <w:bCs/>
+              </w:rPr>
+              <w:t>3. WAF (ModSecurity - Tầng Web)</w:t>
+            </w:r>
+          </w:p>
+        </w:tc>
+        <w:tc>
+          <w:tcPr>
+            <w:tcW w:w="0" w:type="auto"/>
+            <w:tcBorders>
+              <w:top w:val="single" w:sz="6" w:space="0" w:color="C4C7C5"/>
+              <w:left w:val="single" w:sz="6" w:space="0" w:color="C4C7C5"/>
+              <w:bottom w:val="single" w:sz="6" w:space="0" w:color="C4C7C5"/>
+              <w:right w:val="single" w:sz="6" w:space="0" w:color="C4C7C5"/>
+            </w:tcBorders>
+            <w:tcMar>
+              <w:top w:w="120" w:type="dxa"/>
+              <w:left w:w="180" w:type="dxa"/>
+              <w:bottom w:w="120" w:type="dxa"/>
+              <w:right w:w="180" w:type="dxa"/>
+            </w:tcMar>
+            <w:vAlign w:val="center"/>
+            <w:hideMark/>
+          </w:tcPr>
+          <w:p>
+            <w:r>
+              <w:t>logs/nginx/modsec_audit.log</w:t>
+            </w:r>
+          </w:p>
+        </w:tc>
+        <w:tc>
+          <w:tcPr>
+            <w:tcW w:w="0" w:type="auto"/>
+            <w:tcBorders>
+              <w:top w:val="single" w:sz="6" w:space="0" w:color="C4C7C5"/>
+              <w:left w:val="single" w:sz="6" w:space="0" w:color="C4C7C5"/>
+              <w:bottom w:val="single" w:sz="6" w:space="0" w:color="C4C7C5"/>
+              <w:right w:val="single" w:sz="6" w:space="0" w:color="C4C7C5"/>
+            </w:tcBorders>
+            <w:tcMar>
+              <w:top w:w="120" w:type="dxa"/>
+              <w:left w:w="180" w:type="dxa"/>
+              <w:bottom w:w="120" w:type="dxa"/>
+              <w:right w:w="180" w:type="dxa"/>
+            </w:tcMar>
+            <w:vAlign w:val="center"/>
+            <w:hideMark/>
+          </w:tcPr>
+          <w:p>
+            <w:r>
+              <w:t>Ghi nhận toàn bộ gói tin HTTP độc hại dưới dạng JSON. Tìm từ khóa "ruleId" sẽ thấy:</w:t>
+            </w:r>
+          </w:p>
+          <w:p>
+            <w:r>
+              <w:br/>
+            </w:r>
+          </w:p>
+          <w:p>
+            <w:r>
+              <w:t xml:space="preserve">• </w:t>
+            </w:r>
+            <w:r>
+              <w:rPr>
+                <w:b/>
+                <w:bCs/>
+              </w:rPr>
+              <w:t xml:space="preserve">Rule </w:t>
+            </w:r>
+            <w:r>
+              <w:t>941100</w:t>
+            </w:r>
+            <w:r>
+              <w:rPr>
+                <w:b/>
+                <w:bCs/>
+              </w:rPr>
+              <w:t xml:space="preserve"> / </w:t>
+            </w:r>
+            <w:r>
+              <w:t>941110</w:t>
+            </w:r>
+            <w:r>
+              <w:rPr>
+                <w:b/>
+                <w:bCs/>
+              </w:rPr>
+              <w:t>:</w:t>
+            </w:r>
+            <w:r>
+              <w:t xml:space="preserve"> Phát hiện tấn công XSS.</w:t>
+            </w:r>
+          </w:p>
+          <w:p>
+            <w:r>
+              <w:br/>
+            </w:r>
+          </w:p>
+          <w:p>
+            <w:r>
+              <w:t xml:space="preserve">• </w:t>
+            </w:r>
+            <w:r>
+              <w:rPr>
+                <w:b/>
+                <w:bCs/>
+              </w:rPr>
+              <w:t xml:space="preserve">Rule </w:t>
+            </w:r>
+            <w:r>
+              <w:t>942100</w:t>
+            </w:r>
+            <w:r>
+              <w:rPr>
+                <w:b/>
+                <w:bCs/>
+              </w:rPr>
+              <w:t>:</w:t>
+            </w:r>
+            <w:r>
+              <w:t xml:space="preserve"> Phát hiện tấn công SQLi qua thuật toán libinjection.</w:t>
+            </w:r>
+          </w:p>
+          <w:p>
+            <w:r>
+              <w:br/>
+            </w:r>
+          </w:p>
+          <w:p>
+            <w:r>
+              <w:t xml:space="preserve">• </w:t>
+            </w:r>
+            <w:r>
+              <w:rPr>
+                <w:b/>
+                <w:bCs/>
+              </w:rPr>
+              <w:t xml:space="preserve">Rule </w:t>
+            </w:r>
+            <w:r>
+              <w:t>913100</w:t>
+            </w:r>
+            <w:r>
+              <w:rPr>
+                <w:b/>
+                <w:bCs/>
+              </w:rPr>
+              <w:t>:</w:t>
+            </w:r>
+            <w:r>
+              <w:t xml:space="preserve"> Phát hiện công cụ quét bảo mật (sqlmap).</w:t>
+            </w:r>
+          </w:p>
+        </w:tc>
+      </w:tr>
+      <w:tr>
+        <w:trPr>
+          <w:tblCellSpacing w:w="15" w:type="dxa"/>
+        </w:trPr>
+        <w:tc>
+          <w:tcPr>
+            <w:tcW w:w="0" w:type="auto"/>
+            <w:tcBorders>
+              <w:top w:val="single" w:sz="6" w:space="0" w:color="C4C7C5"/>
+              <w:left w:val="single" w:sz="6" w:space="0" w:color="C4C7C5"/>
+              <w:bottom w:val="single" w:sz="6" w:space="0" w:color="C4C7C5"/>
+              <w:right w:val="single" w:sz="6" w:space="0" w:color="C4C7C5"/>
+            </w:tcBorders>
+            <w:tcMar>
+              <w:top w:w="120" w:type="dxa"/>
+              <w:left w:w="180" w:type="dxa"/>
+              <w:bottom w:w="120" w:type="dxa"/>
+              <w:right w:w="180" w:type="dxa"/>
+            </w:tcMar>
+            <w:vAlign w:val="center"/>
+            <w:hideMark/>
+          </w:tcPr>
+          <w:p>
+            <w:r>
+              <w:rPr>
+                <w:b/>
+                <w:bCs/>
+              </w:rPr>
+              <w:t>4. Ứng dụng (Django App)</w:t>
+            </w:r>
+          </w:p>
+        </w:tc>
+        <w:tc>
+          <w:tcPr>
+            <w:tcW w:w="0" w:type="auto"/>
+            <w:tcBorders>
+              <w:top w:val="single" w:sz="6" w:space="0" w:color="C4C7C5"/>
+              <w:left w:val="single" w:sz="6" w:space="0" w:color="C4C7C5"/>
+              <w:bottom w:val="single" w:sz="6" w:space="0" w:color="C4C7C5"/>
+              <w:right w:val="single" w:sz="6" w:space="0" w:color="C4C7C5"/>
+            </w:tcBorders>
+            <w:tcMar>
+              <w:top w:w="120" w:type="dxa"/>
+              <w:left w:w="180" w:type="dxa"/>
+              <w:bottom w:w="120" w:type="dxa"/>
+              <w:right w:w="180" w:type="dxa"/>
+            </w:tcMar>
+            <w:vAlign w:val="center"/>
+            <w:hideMark/>
+          </w:tcPr>
+          <w:p>
+            <w:r>
+              <w:t>logs/security.log</w:t>
+            </w:r>
+          </w:p>
+        </w:tc>
+        <w:tc>
+          <w:tcPr>
+            <w:tcW w:w="0" w:type="auto"/>
+            <w:tcBorders>
+              <w:top w:val="single" w:sz="6" w:space="0" w:color="C4C7C5"/>
+              <w:left w:val="single" w:sz="6" w:space="0" w:color="C4C7C5"/>
+              <w:bottom w:val="single" w:sz="6" w:space="0" w:color="C4C7C5"/>
+              <w:right w:val="single" w:sz="6" w:space="0" w:color="C4C7C5"/>
+            </w:tcBorders>
+            <w:tcMar>
+              <w:top w:w="120" w:type="dxa"/>
+              <w:left w:w="180" w:type="dxa"/>
+              <w:bottom w:w="120" w:type="dxa"/>
+              <w:right w:w="180" w:type="dxa"/>
+            </w:tcMar>
+            <w:vAlign w:val="center"/>
+            <w:hideMark/>
+          </w:tcPr>
+          <w:p>
+            <w:r>
+              <w:t>Ghi nhận hoạt động ở tầng code:</w:t>
+            </w:r>
+          </w:p>
+          <w:p>
+            <w:r>
+              <w:br/>
+            </w:r>
+          </w:p>
+          <w:p>
+            <w:r>
+              <w:t>• INFO | SEARCH_QUERY | Query: '&lt;script&gt;...'</w:t>
+            </w:r>
+          </w:p>
+          <w:p>
+            <w:r>
+              <w:lastRenderedPageBreak/>
+              <w:br/>
+            </w:r>
+          </w:p>
+          <w:p>
+            <w:r>
+              <w:t>• INFO | SEARCH_QUERY | Query: '' OR '1'='1'</w:t>
+            </w:r>
+          </w:p>
+        </w:tc>
+      </w:tr>
+    </w:tbl>
+    <w:p/>
+    <w:p>
+      <w:r>
+        <w:br w:type="page"/>
+      </w:r>
+    </w:p>
+    <w:p>
+      <w:pPr>
+        <w:rPr>
+          <w:lang w:val="vi-VN"/>
+        </w:rPr>
+      </w:pPr>
+      <w:r>
+        <w:lastRenderedPageBreak/>
+        <w:t>Các</w:t>
+      </w:r>
+      <w:r>
+        <w:rPr>
+          <w:lang w:val="vi-VN"/>
+        </w:rPr>
+        <w:t xml:space="preserve"> công cụ đã dùng:</w:t>
+      </w:r>
+    </w:p>
+    <w:p>
+      <w:pPr>
+        <w:pStyle w:val="oancuaDanhsach"/>
+        <w:numPr>
+          <w:ilvl w:val="0"/>
+          <w:numId w:val="3"/>
+        </w:numPr>
+        <w:rPr>
+          <w:lang w:val="vi-VN"/>
+        </w:rPr>
+      </w:pPr>
+      <w:r>
+        <w:rPr>
+          <w:lang w:val="vi-VN"/>
+        </w:rPr>
+        <w:t>Wazuh</w:t>
+      </w:r>
+      <w:r>
+        <w:t xml:space="preserve"> (Máy</w:t>
+      </w:r>
+      <w:r>
+        <w:rPr>
+          <w:lang w:val="vi-VN"/>
+        </w:rPr>
+        <w:t xml:space="preserve"> không đủ RAM </w:t>
+      </w:r>
+      <w:r>
+        <w:rPr>
+          <mc:AlternateContent>
+            <mc:Choice Requires="w16se"/>
+            <mc:Fallback>
+              <w:rFonts w:ascii="Segoe UI Emoji" w:eastAsia="Segoe UI Emoji" w:hAnsi="Segoe UI Emoji" w:cs="Segoe UI Emoji"/>
+            </mc:Fallback>
+          </mc:AlternateContent>
+          <w:lang w:val="vi-VN"/>
+        </w:rPr>
+        <mc:AlternateContent>
+          <mc:Choice Requires="w16se">
+            <w16se:symEx w16se:font="Segoe UI Emoji" w16se:char="1F60A"/>
+          </mc:Choice>
+          <mc:Fallback>
+            <w:t>😊</w:t>
+          </mc:Fallback>
+        </mc:AlternateContent>
+      </w:r>
+      <w:r>
+        <w:rPr>
+          <w:lang w:val="vi-VN"/>
+        </w:rPr>
+        <w:t>)</w:t>
+      </w:r>
+    </w:p>
+    <w:p>
+      <w:pPr>
+        <w:pStyle w:val="oancuaDanhsach"/>
+        <w:numPr>
+          <w:ilvl w:val="0"/>
+          <w:numId w:val="3"/>
+        </w:numPr>
+        <w:rPr>
+          <w:lang w:val="vi-VN"/>
+        </w:rPr>
+      </w:pPr>
+      <w:r>
+        <w:rPr>
+          <w:lang w:val="vi-VN"/>
+        </w:rPr>
+        <w:t xml:space="preserve">WAF </w:t>
+      </w:r>
+    </w:p>
+    <w:p>
+      <w:pPr>
+        <w:pStyle w:val="oancuaDanhsach"/>
+        <w:numPr>
+          <w:ilvl w:val="0"/>
+          <w:numId w:val="3"/>
+        </w:numPr>
+        <w:rPr>
+          <w:lang w:val="vi-VN"/>
+        </w:rPr>
+      </w:pPr>
+      <w:r>
+        <w:rPr>
+          <w:lang w:val="vi-VN"/>
+        </w:rPr>
+        <w:t>IDS/IPS</w:t>
+      </w:r>
+    </w:p>
+    <w:p>
+      <w:pPr>
+        <w:pStyle w:val="oancuaDanhsach"/>
+        <w:numPr>
+          <w:ilvl w:val="0"/>
+          <w:numId w:val="3"/>
+        </w:numPr>
+        <w:rPr>
+          <w:lang w:val="vi-VN"/>
+        </w:rPr>
+      </w:pPr>
+      <w:r>
+        <w:t>ELK Stack</w:t>
+      </w:r>
+      <w:r>
+        <w:rPr>
+          <w:lang w:val="vi-VN"/>
+        </w:rPr>
+        <w:t xml:space="preserve"> (</w:t>
+      </w:r>
+      <w:r>
+        <w:t xml:space="preserve">Elasticsearch + Kibana + </w:t>
+      </w:r>
+      <w:r>
+        <w:t>Filebeat</w:t>
+      </w:r>
+      <w:r>
+        <w:rPr>
+          <w:lang w:val="vi-VN"/>
+        </w:rPr>
+        <w:t>)</w:t>
+      </w:r>
+    </w:p>
+    <w:p>
+      <w:r>
+        <w:br w:type="page"/>
+      </w:r>
+    </w:p>
+    <w:p>
+      <w:pPr>
+        <w:rPr>
+          <w:lang w:val="vi-VN"/>
+        </w:rPr>
+      </w:pPr>
+      <w:r>
+        <w:lastRenderedPageBreak/>
+        <w:t>Cách</w:t>
+      </w:r>
+      <w:r>
+        <w:rPr>
+          <w:lang w:val="vi-VN"/>
+        </w:rPr>
+        <w:t xml:space="preserve"> xem log và pentest:</w:t>
+      </w:r>
+    </w:p>
+    <w:p>
+      <w:pPr>
+        <w:pStyle w:val="oancuaDanhsach"/>
+        <w:numPr>
+          <w:ilvl w:val="0"/>
+          <w:numId w:val="3"/>
+        </w:numPr>
+        <w:rPr>
+          <w:lang w:val="vi-VN"/>
+        </w:rPr>
+      </w:pPr>
+      <w:r>
+        <w:rPr>
+          <w:lang w:val="vi-VN"/>
+        </w:rPr>
+        <w:t>Bước 1:</w:t>
+      </w:r>
+      <w:r>
+        <w:rPr>
+          <w:lang w:val="vi-VN"/>
+        </w:rPr>
+        <w:t xml:space="preserve"> Start docker,</w:t>
+      </w:r>
+      <w:r>
+        <w:t xml:space="preserve"> </w:t>
+      </w:r>
+      <w:r>
+        <w:rPr>
+          <w:lang w:val="vi-VN"/>
+        </w:rPr>
+        <w:t>chạy 2 container elk và Project 2,</w:t>
+      </w:r>
+      <w:r>
+        <w:t xml:space="preserve"> </w:t>
+      </w:r>
+      <w:r>
+        <w:t>vào thư mục chứa dự án và bật lại các container bằng lệnh: docker-compose up -</w:t>
+      </w:r>
+      <w:r>
+        <w:t>d</w:t>
+      </w:r>
+      <w:r>
+        <w:rPr>
+          <w:lang w:val="vi-VN"/>
+        </w:rPr>
+        <w:t>.</w:t>
+      </w:r>
+    </w:p>
+    <w:p>
+      <w:pPr>
+        <w:pStyle w:val="oancuaDanhsach"/>
+        <w:numPr>
+          <w:ilvl w:val="0"/>
+          <w:numId w:val="3"/>
+        </w:numPr>
+        <w:rPr>
+          <w:lang w:val="vi-VN"/>
+        </w:rPr>
+      </w:pPr>
+      <w:r>
+        <w:rPr>
+          <w:lang w:val="vi-VN"/>
+        </w:rPr>
+        <w:t xml:space="preserve">Bước 2: truy cập </w:t>
+      </w:r>
+      <w:hyperlink r:id="rId5" w:history="1">
+        <w:r>
+          <w:rPr>
+            <w:rStyle w:val="Siuktni"/>
+          </w:rPr>
+          <w:t>http://localhost:5601</w:t>
+        </w:r>
+      </w:hyperlink>
+      <w:r>
+        <w:rPr>
+          <w:lang w:val="vi-VN"/>
+        </w:rPr>
+        <w:t xml:space="preserve"> để vào Kinaba.</w:t>
+      </w:r>
+    </w:p>
+    <w:p>
+      <w:pPr>
+        <w:pStyle w:val="oancuaDanhsach"/>
+        <w:numPr>
+          <w:ilvl w:val="0"/>
+          <w:numId w:val="3"/>
+        </w:numPr>
+        <w:rPr>
+          <w:lang w:val="vi-VN"/>
+        </w:rPr>
+      </w:pPr>
+      <w:r>
+        <w:rPr>
+          <w:lang w:val="vi-VN"/>
+        </w:rPr>
+        <w:t xml:space="preserve">Bước 3: </w:t>
+      </w:r>
+      <w:r>
+        <w:t xml:space="preserve">Bấm vào Menu -&gt; chọn </w:t>
+      </w:r>
+      <w:r>
+        <w:rPr>
+          <w:b/>
+          <w:bCs/>
+        </w:rPr>
+        <w:t>Discover</w:t>
+      </w:r>
+      <w:r>
+        <w:t xml:space="preserve"> dưới phần </w:t>
+      </w:r>
+      <w:r>
+        <w:t>Analytics</w:t>
+      </w:r>
+      <w:r>
+        <w:rPr>
+          <w:lang w:val="vi-VN"/>
+        </w:rPr>
+        <w:t>.</w:t>
+      </w:r>
+    </w:p>
+    <w:p>
+      <w:pPr>
+        <w:pStyle w:val="oancuaDanhsach"/>
+        <w:numPr>
+          <w:ilvl w:val="0"/>
+          <w:numId w:val="3"/>
+        </w:numPr>
+      </w:pPr>
+      <w:r>
+        <w:rPr>
+          <w:lang w:val="vi-VN"/>
+        </w:rPr>
+        <w:t xml:space="preserve">Bước 4: </w:t>
+      </w:r>
+      <w:r>
+        <w:t>Sử dụng thanh tìm kiếm KQL (Kibana Query Language) ở phía trên cùng, gõ một trong các lệnh sau và nhấn Enter để lọc dữ liệu:</w:t>
+      </w:r>
+    </w:p>
+    <w:p>
+      <w:pPr>
+        <w:pStyle w:val="oancuaDanhsach"/>
+        <w:numPr>
+          <w:ilvl w:val="1"/>
+          <w:numId w:val="3"/>
+        </w:numPr>
+      </w:pPr>
+      <w:r>
+        <w:t>Tìm log cảnh báo của IDS: tags: "suricata_ids"</w:t>
+      </w:r>
+    </w:p>
+    <w:p>
+      <w:pPr>
+        <w:pStyle w:val="oancuaDanhsach"/>
+        <w:numPr>
+          <w:ilvl w:val="1"/>
+          <w:numId w:val="3"/>
+        </w:numPr>
+      </w:pPr>
+      <w:r>
+        <w:t>Tìm log chặn/cảnh báo của WAF: tags: "modsecurity_waf"</w:t>
+      </w:r>
+    </w:p>
+    <w:p>
+      <w:pPr>
+        <w:pStyle w:val="oancuaDanhsach"/>
+        <w:numPr>
+          <w:ilvl w:val="1"/>
+          <w:numId w:val="3"/>
+        </w:numPr>
+      </w:pPr>
+      <w:r>
+        <w:t>Tìm log của web Django: tags: "django_app"</w:t>
+      </w:r>
+    </w:p>
+    <w:p>
+      <w:pPr>
+        <w:pStyle w:val="oancuaDanhsach"/>
+      </w:pPr>
+    </w:p>
+    <w:p>
+      <w:pPr>
+        <w:pStyle w:val="oancuaDanhsach"/>
+      </w:pPr>
+      <w:r>
+        <w:rPr>
+          <w:lang w:val="vi-VN"/>
+        </w:rPr>
+        <w:drawing>
+          <wp:inline distT="0" distB="0" distL="0" distR="0" wp14:anchorId="427E89E7" wp14:editId="3A658529">
+            <wp:extent cx="5842000" cy="674370"/>
+            <wp:effectExtent l="0" t="0" r="6350" b="0"/>
+            <wp:docPr id="1" name="Hình ảnh 1"/>
+            <wp:cNvGraphicFramePr>
+              <a:graphicFrameLocks xmlns:a="http://schemas.openxmlformats.org/drawingml/2006/main" noChangeAspect="1"/>
+            </wp:cNvGraphicFramePr>
+            <a:graphic xmlns:a="http://schemas.openxmlformats.org/drawingml/2006/main">
+              <a:graphicData uri="http://schemas.openxmlformats.org/drawingml/2006/picture">
+                <pic:pic xmlns:pic="http://schemas.openxmlformats.org/drawingml/2006/picture">
+                  <pic:nvPicPr>
+                    <pic:cNvPr id="1" name=""/>
+                    <pic:cNvPicPr/>
+                  </pic:nvPicPr>
+                  <pic:blipFill>
+                    <a:blip r:embed="rId6"/>
+                    <a:stretch>
+                      <a:fillRect/>
+                    </a:stretch>
+                  </pic:blipFill>
+                  <pic:spPr>
+                    <a:xfrm>
+                      <a:off x="0" y="0"/>
+                      <a:ext cx="5842000" cy="674370"/>
+                    </a:xfrm>
+                    <a:prstGeom prst="rect">
+                      <a:avLst/>
+                    </a:prstGeom>
+                  </pic:spPr>
+                </pic:pic>
+              </a:graphicData>
+            </a:graphic>
+          </wp:inline>
+        </w:drawing>
+      </w:r>
+    </w:p>
+    <w:p>
+      <w:pPr>
+        <w:pStyle w:val="oancuaDanhsach"/>
+      </w:pPr>
+    </w:p>
+    <w:p>
+      <w:pPr>
+        <w:pStyle w:val="oancuaDanhsach"/>
+      </w:pPr>
+      <w:r>
+        <w:drawing>
+          <wp:inline distT="0" distB="0" distL="0" distR="0" wp14:anchorId="781E440B" wp14:editId="243E24F4">
+            <wp:extent cx="5842000" cy="697865"/>
+            <wp:effectExtent l="0" t="0" r="6350" b="6985"/>
+            <wp:docPr id="2" name="Hình ảnh 2"/>
+            <wp:cNvGraphicFramePr>
+              <a:graphicFrameLocks xmlns:a="http://schemas.openxmlformats.org/drawingml/2006/main" noChangeAspect="1"/>
+            </wp:cNvGraphicFramePr>
+            <a:graphic xmlns:a="http://schemas.openxmlformats.org/drawingml/2006/main">
+              <a:graphicData uri="http://schemas.openxmlformats.org/drawingml/2006/picture">
+                <pic:pic xmlns:pic="http://schemas.openxmlformats.org/drawingml/2006/picture">
+                  <pic:nvPicPr>
+                    <pic:cNvPr id="1" name=""/>
+                    <pic:cNvPicPr/>
+                  </pic:nvPicPr>
+                  <pic:blipFill>
+                    <a:blip r:embed="rId7"/>
+                    <a:stretch>
+                      <a:fillRect/>
+                    </a:stretch>
+                  </pic:blipFill>
+                  <pic:spPr>
+                    <a:xfrm>
+                      <a:off x="0" y="0"/>
+                      <a:ext cx="5842000" cy="697865"/>
+                    </a:xfrm>
+                    <a:prstGeom prst="rect">
+                      <a:avLst/>
+                    </a:prstGeom>
+                  </pic:spPr>
+                </pic:pic>
+              </a:graphicData>
+            </a:graphic>
+          </wp:inline>
+        </w:drawing>
+      </w:r>
+    </w:p>
+    <w:p>
+      <w:pPr>
+        <w:pStyle w:val="oancuaDanhsach"/>
+      </w:pPr>
+    </w:p>
+    <w:p>
+      <w:pPr>
+        <w:pStyle w:val="oancuaDanhsach"/>
+      </w:pPr>
+      <w:r>
+        <w:drawing>
+          <wp:inline distT="0" distB="0" distL="0" distR="0" wp14:anchorId="7A8C3B1F" wp14:editId="2342F097">
+            <wp:extent cx="5842000" cy="688975"/>
+            <wp:effectExtent l="0" t="0" r="6350" b="0"/>
+            <wp:docPr id="3" name="Hình ảnh 3"/>
+            <wp:cNvGraphicFramePr>
+              <a:graphicFrameLocks xmlns:a="http://schemas.openxmlformats.org/drawingml/2006/main" noChangeAspect="1"/>
+            </wp:cNvGraphicFramePr>
+            <a:graphic xmlns:a="http://schemas.openxmlformats.org/drawingml/2006/main">
+              <a:graphicData uri="http://schemas.openxmlformats.org/drawingml/2006/picture">
+                <pic:pic xmlns:pic="http://schemas.openxmlformats.org/drawingml/2006/picture">
+                  <pic:nvPicPr>
+                    <pic:cNvPr id="1" name=""/>
+                    <pic:cNvPicPr/>
+                  </pic:nvPicPr>
+                  <pic:blipFill>
+                    <a:blip r:embed="rId8"/>
+                    <a:stretch>
+                      <a:fillRect/>
+                    </a:stretch>
+                  </pic:blipFill>
+                  <pic:spPr>
+                    <a:xfrm>
+                      <a:off x="0" y="0"/>
+                      <a:ext cx="5842000" cy="688975"/>
+                    </a:xfrm>
+                    <a:prstGeom prst="rect">
+                      <a:avLst/>
+                    </a:prstGeom>
+                  </pic:spPr>
+                </pic:pic>
+              </a:graphicData>
+            </a:graphic>
+          </wp:inline>
+        </w:drawing>
+      </w:r>
+    </w:p>
     <w:sectPr>
       <w:pgSz w:w="11907" w:h="16840"/>
       <w:pgMar w:top="1138" w:right="1008" w:bottom="1138" w:left="1699" w:header="720" w:footer="720" w:gutter="0"/>
@@ -768,6 +2144,118 @@
 <file path=word/numbering.xml><?xml version="1.0" encoding="utf-8"?>
 <w:numbering xmlns:wpc="http://schemas.microsoft.com/office/word/2010/wordprocessingCanvas" xmlns:cx="http://schemas.microsoft.com/office/drawing/2014/chartex" xmlns:cx1="http://schemas.microsoft.com/office/drawing/2015/9/8/chartex" xmlns:cx2="http://schemas.microsoft.com/office/drawing/2015/10/21/chartex" xmlns:cx3="http://schemas.microsoft.com/office/drawing/2016/5/9/chartex" xmlns:cx4="http://schemas.microsoft.com/office/drawing/2016/5/10/chartex" xmlns:cx5="http://schemas.microsoft.com/office/drawing/2016/5/11/chartex" xmlns:cx6="http://schemas.microsoft.com/office/drawing/2016/5/12/chartex" xmlns:cx7="http://schemas.microsoft.com/office/drawing/2016/5/13/chartex" xmlns:cx8="http://schemas.microsoft.com/office/drawing/2016/5/14/chartex" xmlns:mc="http://schemas.openxmlformats.org/markup-compatibility/2006" xmlns:aink="http://schemas.microsoft.com/office/drawing/2016/ink" xmlns:am3d="http://schemas.microsoft.com/office/drawing/2017/model3d" xmlns:o="urn:schemas-microsoft-com:office:office" xmlns:oel="http://schemas.microsoft.com/office/2019/extlst" xmlns:r="http://schemas.openxmlformats.org/officeDocument/2006/relationships" xmlns:m="http://schemas.openxmlformats.org/officeDocument/2006/math" xmlns:v="urn:schemas-microsoft-com:vml" xmlns:wp14="http://schemas.microsoft.com/office/word/2010/wordprocessingDrawing" xmlns:wp="http://schemas.openxmlformats.org/drawingml/2006/wordprocessingDrawing" xmlns:w10="urn:schemas-microsoft-com:office:word" xmlns:w="http://schemas.openxmlformats.org/wordprocessingml/2006/main" xmlns:w14="http://schemas.microsoft.com/office/word/2010/wordml" xmlns:w15="http://schemas.microsoft.com/office/word/2012/wordml" xmlns:w16cex="http://schemas.microsoft.com/office/word/2018/wordml/cex" xmlns:w16cid="http://schemas.microsoft.com/office/word/2016/wordml/cid" xmlns:w16="http://schemas.microsoft.com/office/word/2018/wordml" xmlns:w16sdtdh="http://schemas.microsoft.com/office/word/2020/wordml/sdtdatahash" xmlns:w16se="http://schemas.microsoft.com/office/word/2015/wordml/symex" xmlns:wpg="http://schemas.microsoft.com/office/word/2010/wordprocessingGroup" xmlns:wpi="http://schemas.microsoft.com/office/word/2010/wordprocessingInk" xmlns:wne="http://schemas.microsoft.com/office/word/2006/wordml" xmlns:wps="http://schemas.microsoft.com/office/word/2010/wordprocessingShape" mc:Ignorable="w14 w15 w16se w16cid w16 w16cex w16sdtdh wp14">
   <w:abstractNum w:abstractNumId="0" w15:restartNumberingAfterBreak="0">
+    <w:nsid w:val="07AC7165"/>
+    <w:multiLevelType w:val="hybridMultilevel"/>
+    <w:tmpl w:val="FB3E420E"/>
+    <w:lvl w:ilvl="0" w:tplc="0B8E8566">
+      <w:numFmt w:val="bullet"/>
+      <w:lvlText w:val="-"/>
+      <w:lvlJc w:val="left"/>
+      <w:pPr>
+        <w:ind w:left="720" w:hanging="360"/>
+      </w:pPr>
+      <w:rPr>
+        <w:rFonts w:ascii="Times New Roman" w:eastAsiaTheme="minorHAnsi" w:hAnsi="Times New Roman" w:cs="Times New Roman" w:hint="default"/>
+      </w:rPr>
+    </w:lvl>
+    <w:lvl w:ilvl="1" w:tplc="04090003">
+      <w:start w:val="1"/>
+      <w:numFmt w:val="bullet"/>
+      <w:lvlText w:val="o"/>
+      <w:lvlJc w:val="left"/>
+      <w:pPr>
+        <w:ind w:left="1440" w:hanging="360"/>
+      </w:pPr>
+      <w:rPr>
+        <w:rFonts w:ascii="Courier New" w:hAnsi="Courier New" w:cs="Courier New" w:hint="default"/>
+      </w:rPr>
+    </w:lvl>
+    <w:lvl w:ilvl="2" w:tplc="04090005" w:tentative="1">
+      <w:start w:val="1"/>
+      <w:numFmt w:val="bullet"/>
+      <w:lvlText w:val=""/>
+      <w:lvlJc w:val="left"/>
+      <w:pPr>
+        <w:ind w:left="2160" w:hanging="360"/>
+      </w:pPr>
+      <w:rPr>
+        <w:rFonts w:ascii="Wingdings" w:hAnsi="Wingdings" w:hint="default"/>
+      </w:rPr>
+    </w:lvl>
+    <w:lvl w:ilvl="3" w:tplc="04090001" w:tentative="1">
+      <w:start w:val="1"/>
+      <w:numFmt w:val="bullet"/>
+      <w:lvlText w:val=""/>
+      <w:lvlJc w:val="left"/>
+      <w:pPr>
+        <w:ind w:left="2880" w:hanging="360"/>
+      </w:pPr>
+      <w:rPr>
+        <w:rFonts w:ascii="Symbol" w:hAnsi="Symbol" w:hint="default"/>
+      </w:rPr>
+    </w:lvl>
+    <w:lvl w:ilvl="4" w:tplc="04090003" w:tentative="1">
+      <w:start w:val="1"/>
+      <w:numFmt w:val="bullet"/>
+      <w:lvlText w:val="o"/>
+      <w:lvlJc w:val="left"/>
+      <w:pPr>
+        <w:ind w:left="3600" w:hanging="360"/>
+      </w:pPr>
+      <w:rPr>
+        <w:rFonts w:ascii="Courier New" w:hAnsi="Courier New" w:cs="Courier New" w:hint="default"/>
+      </w:rPr>
+    </w:lvl>
+    <w:lvl w:ilvl="5" w:tplc="04090005" w:tentative="1">
+      <w:start w:val="1"/>
+      <w:numFmt w:val="bullet"/>
+      <w:lvlText w:val=""/>
+      <w:lvlJc w:val="left"/>
+      <w:pPr>
+        <w:ind w:left="4320" w:hanging="360"/>
+      </w:pPr>
+      <w:rPr>
+        <w:rFonts w:ascii="Wingdings" w:hAnsi="Wingdings" w:hint="default"/>
+      </w:rPr>
+    </w:lvl>
+    <w:lvl w:ilvl="6" w:tplc="04090001" w:tentative="1">
+      <w:start w:val="1"/>
+      <w:numFmt w:val="bullet"/>
+      <w:lvlText w:val=""/>
+      <w:lvlJc w:val="left"/>
+      <w:pPr>
+        <w:ind w:left="5040" w:hanging="360"/>
+      </w:pPr>
+      <w:rPr>
+        <w:rFonts w:ascii="Symbol" w:hAnsi="Symbol" w:hint="default"/>
+      </w:rPr>
+    </w:lvl>
+    <w:lvl w:ilvl="7" w:tplc="04090003" w:tentative="1">
+      <w:start w:val="1"/>
+      <w:numFmt w:val="bullet"/>
+      <w:lvlText w:val="o"/>
+      <w:lvlJc w:val="left"/>
+      <w:pPr>
+        <w:ind w:left="5760" w:hanging="360"/>
+      </w:pPr>
+      <w:rPr>
+        <w:rFonts w:ascii="Courier New" w:hAnsi="Courier New" w:cs="Courier New" w:hint="default"/>
+      </w:rPr>
+    </w:lvl>
+    <w:lvl w:ilvl="8" w:tplc="04090005" w:tentative="1">
+      <w:start w:val="1"/>
+      <w:numFmt w:val="bullet"/>
+      <w:lvlText w:val=""/>
+      <w:lvlJc w:val="left"/>
+      <w:pPr>
+        <w:ind w:left="6480" w:hanging="360"/>
+      </w:pPr>
+      <w:rPr>
+        <w:rFonts w:ascii="Wingdings" w:hAnsi="Wingdings" w:hint="default"/>
+      </w:rPr>
+    </w:lvl>
+  </w:abstractNum>
+  <w:abstractNum w:abstractNumId="1" w15:restartNumberingAfterBreak="0">
     <w:nsid w:val="24D8354A"/>
     <w:multiLevelType w:val="multilevel"/>
     <w:tmpl w:val="7CE83518"/>
@@ -888,8 +2376,283 @@
       </w:rPr>
     </w:lvl>
   </w:abstractNum>
+  <w:abstractNum w:abstractNumId="2" w15:restartNumberingAfterBreak="0">
+    <w:nsid w:val="2EFE0806"/>
+    <w:multiLevelType w:val="multilevel"/>
+    <w:tmpl w:val="DE4A38E2"/>
+    <w:lvl w:ilvl="0">
+      <w:start w:val="1"/>
+      <w:numFmt w:val="bullet"/>
+      <w:lvlText w:val=""/>
+      <w:lvlJc w:val="left"/>
+      <w:pPr>
+        <w:tabs>
+          <w:tab w:val="num" w:pos="720"/>
+        </w:tabs>
+        <w:ind w:left="720" w:hanging="360"/>
+      </w:pPr>
+      <w:rPr>
+        <w:rFonts w:ascii="Symbol" w:hAnsi="Symbol" w:hint="default"/>
+        <w:sz w:val="20"/>
+      </w:rPr>
+    </w:lvl>
+    <w:lvl w:ilvl="1" w:tentative="1">
+      <w:start w:val="1"/>
+      <w:numFmt w:val="bullet"/>
+      <w:lvlText w:val="o"/>
+      <w:lvlJc w:val="left"/>
+      <w:pPr>
+        <w:tabs>
+          <w:tab w:val="num" w:pos="1440"/>
+        </w:tabs>
+        <w:ind w:left="1440" w:hanging="360"/>
+      </w:pPr>
+      <w:rPr>
+        <w:rFonts w:ascii="Courier New" w:hAnsi="Courier New" w:hint="default"/>
+        <w:sz w:val="20"/>
+      </w:rPr>
+    </w:lvl>
+    <w:lvl w:ilvl="2" w:tentative="1">
+      <w:start w:val="1"/>
+      <w:numFmt w:val="bullet"/>
+      <w:lvlText w:val=""/>
+      <w:lvlJc w:val="left"/>
+      <w:pPr>
+        <w:tabs>
+          <w:tab w:val="num" w:pos="2160"/>
+        </w:tabs>
+        <w:ind w:left="2160" w:hanging="360"/>
+      </w:pPr>
+      <w:rPr>
+        <w:rFonts w:ascii="Wingdings" w:hAnsi="Wingdings" w:hint="default"/>
+        <w:sz w:val="20"/>
+      </w:rPr>
+    </w:lvl>
+    <w:lvl w:ilvl="3" w:tentative="1">
+      <w:start w:val="1"/>
+      <w:numFmt w:val="bullet"/>
+      <w:lvlText w:val=""/>
+      <w:lvlJc w:val="left"/>
+      <w:pPr>
+        <w:tabs>
+          <w:tab w:val="num" w:pos="2880"/>
+        </w:tabs>
+        <w:ind w:left="2880" w:hanging="360"/>
+      </w:pPr>
+      <w:rPr>
+        <w:rFonts w:ascii="Wingdings" w:hAnsi="Wingdings" w:hint="default"/>
+        <w:sz w:val="20"/>
+      </w:rPr>
+    </w:lvl>
+    <w:lvl w:ilvl="4" w:tentative="1">
+      <w:start w:val="1"/>
+      <w:numFmt w:val="bullet"/>
+      <w:lvlText w:val=""/>
+      <w:lvlJc w:val="left"/>
+      <w:pPr>
+        <w:tabs>
+          <w:tab w:val="num" w:pos="3600"/>
+        </w:tabs>
+        <w:ind w:left="3600" w:hanging="360"/>
+      </w:pPr>
+      <w:rPr>
+        <w:rFonts w:ascii="Wingdings" w:hAnsi="Wingdings" w:hint="default"/>
+        <w:sz w:val="20"/>
+      </w:rPr>
+    </w:lvl>
+    <w:lvl w:ilvl="5" w:tentative="1">
+      <w:start w:val="1"/>
+      <w:numFmt w:val="bullet"/>
+      <w:lvlText w:val=""/>
+      <w:lvlJc w:val="left"/>
+      <w:pPr>
+        <w:tabs>
+          <w:tab w:val="num" w:pos="4320"/>
+        </w:tabs>
+        <w:ind w:left="4320" w:hanging="360"/>
+      </w:pPr>
+      <w:rPr>
+        <w:rFonts w:ascii="Wingdings" w:hAnsi="Wingdings" w:hint="default"/>
+        <w:sz w:val="20"/>
+      </w:rPr>
+    </w:lvl>
+    <w:lvl w:ilvl="6" w:tentative="1">
+      <w:start w:val="1"/>
+      <w:numFmt w:val="bullet"/>
+      <w:lvlText w:val=""/>
+      <w:lvlJc w:val="left"/>
+      <w:pPr>
+        <w:tabs>
+          <w:tab w:val="num" w:pos="5040"/>
+        </w:tabs>
+        <w:ind w:left="5040" w:hanging="360"/>
+      </w:pPr>
+      <w:rPr>
+        <w:rFonts w:ascii="Wingdings" w:hAnsi="Wingdings" w:hint="default"/>
+        <w:sz w:val="20"/>
+      </w:rPr>
+    </w:lvl>
+    <w:lvl w:ilvl="7" w:tentative="1">
+      <w:start w:val="1"/>
+      <w:numFmt w:val="bullet"/>
+      <w:lvlText w:val=""/>
+      <w:lvlJc w:val="left"/>
+      <w:pPr>
+        <w:tabs>
+          <w:tab w:val="num" w:pos="5760"/>
+        </w:tabs>
+        <w:ind w:left="5760" w:hanging="360"/>
+      </w:pPr>
+      <w:rPr>
+        <w:rFonts w:ascii="Wingdings" w:hAnsi="Wingdings" w:hint="default"/>
+        <w:sz w:val="20"/>
+      </w:rPr>
+    </w:lvl>
+    <w:lvl w:ilvl="8" w:tentative="1">
+      <w:start w:val="1"/>
+      <w:numFmt w:val="bullet"/>
+      <w:lvlText w:val=""/>
+      <w:lvlJc w:val="left"/>
+      <w:pPr>
+        <w:tabs>
+          <w:tab w:val="num" w:pos="6480"/>
+        </w:tabs>
+        <w:ind w:left="6480" w:hanging="360"/>
+      </w:pPr>
+      <w:rPr>
+        <w:rFonts w:ascii="Wingdings" w:hAnsi="Wingdings" w:hint="default"/>
+        <w:sz w:val="20"/>
+      </w:rPr>
+    </w:lvl>
+  </w:abstractNum>
+  <w:abstractNum w:abstractNumId="3" w15:restartNumberingAfterBreak="0">
+    <w:nsid w:val="2F37187A"/>
+    <w:multiLevelType w:val="multilevel"/>
+    <w:tmpl w:val="63AC21CC"/>
+    <w:lvl w:ilvl="0">
+      <w:start w:val="1"/>
+      <w:numFmt w:val="decimal"/>
+      <w:lvlText w:val="%1."/>
+      <w:lvlJc w:val="left"/>
+      <w:pPr>
+        <w:tabs>
+          <w:tab w:val="num" w:pos="720"/>
+        </w:tabs>
+        <w:ind w:left="720" w:hanging="360"/>
+      </w:pPr>
+    </w:lvl>
+    <w:lvl w:ilvl="1">
+      <w:start w:val="1"/>
+      <w:numFmt w:val="bullet"/>
+      <w:lvlText w:val="o"/>
+      <w:lvlJc w:val="left"/>
+      <w:pPr>
+        <w:tabs>
+          <w:tab w:val="num" w:pos="1440"/>
+        </w:tabs>
+        <w:ind w:left="1440" w:hanging="360"/>
+      </w:pPr>
+      <w:rPr>
+        <w:rFonts w:ascii="Courier New" w:hAnsi="Courier New" w:hint="default"/>
+        <w:sz w:val="20"/>
+      </w:rPr>
+    </w:lvl>
+    <w:lvl w:ilvl="2" w:tentative="1">
+      <w:start w:val="1"/>
+      <w:numFmt w:val="decimal"/>
+      <w:lvlText w:val="%3."/>
+      <w:lvlJc w:val="left"/>
+      <w:pPr>
+        <w:tabs>
+          <w:tab w:val="num" w:pos="2160"/>
+        </w:tabs>
+        <w:ind w:left="2160" w:hanging="360"/>
+      </w:pPr>
+    </w:lvl>
+    <w:lvl w:ilvl="3" w:tentative="1">
+      <w:start w:val="1"/>
+      <w:numFmt w:val="decimal"/>
+      <w:lvlText w:val="%4."/>
+      <w:lvlJc w:val="left"/>
+      <w:pPr>
+        <w:tabs>
+          <w:tab w:val="num" w:pos="2880"/>
+        </w:tabs>
+        <w:ind w:left="2880" w:hanging="360"/>
+      </w:pPr>
+    </w:lvl>
+    <w:lvl w:ilvl="4" w:tentative="1">
+      <w:start w:val="1"/>
+      <w:numFmt w:val="decimal"/>
+      <w:lvlText w:val="%5."/>
+      <w:lvlJc w:val="left"/>
+      <w:pPr>
+        <w:tabs>
+          <w:tab w:val="num" w:pos="3600"/>
+        </w:tabs>
+        <w:ind w:left="3600" w:hanging="360"/>
+      </w:pPr>
+    </w:lvl>
+    <w:lvl w:ilvl="5" w:tentative="1">
+      <w:start w:val="1"/>
+      <w:numFmt w:val="decimal"/>
+      <w:lvlText w:val="%6."/>
+      <w:lvlJc w:val="left"/>
+      <w:pPr>
+        <w:tabs>
+          <w:tab w:val="num" w:pos="4320"/>
+        </w:tabs>
+        <w:ind w:left="4320" w:hanging="360"/>
+      </w:pPr>
+    </w:lvl>
+    <w:lvl w:ilvl="6" w:tentative="1">
+      <w:start w:val="1"/>
+      <w:numFmt w:val="decimal"/>
+      <w:lvlText w:val="%7."/>
+      <w:lvlJc w:val="left"/>
+      <w:pPr>
+        <w:tabs>
+          <w:tab w:val="num" w:pos="5040"/>
+        </w:tabs>
+        <w:ind w:left="5040" w:hanging="360"/>
+      </w:pPr>
+    </w:lvl>
+    <w:lvl w:ilvl="7" w:tentative="1">
+      <w:start w:val="1"/>
+      <w:numFmt w:val="decimal"/>
+      <w:lvlText w:val="%8."/>
+      <w:lvlJc w:val="left"/>
+      <w:pPr>
+        <w:tabs>
+          <w:tab w:val="num" w:pos="5760"/>
+        </w:tabs>
+        <w:ind w:left="5760" w:hanging="360"/>
+      </w:pPr>
+    </w:lvl>
+    <w:lvl w:ilvl="8" w:tentative="1">
+      <w:start w:val="1"/>
+      <w:numFmt w:val="decimal"/>
+      <w:lvlText w:val="%9."/>
+      <w:lvlJc w:val="left"/>
+      <w:pPr>
+        <w:tabs>
+          <w:tab w:val="num" w:pos="6480"/>
+        </w:tabs>
+        <w:ind w:left="6480" w:hanging="360"/>
+      </w:pPr>
+    </w:lvl>
+  </w:abstractNum>
   <w:num w:numId="1" w16cid:durableId="1760370316">
+    <w:abstractNumId w:val="1"/>
+  </w:num>
+  <w:num w:numId="2" w16cid:durableId="69432026">
+    <w:abstractNumId w:val="3"/>
+  </w:num>
+  <w:num w:numId="3" w16cid:durableId="553152395">
     <w:abstractNumId w:val="0"/>
+  </w:num>
+  <w:num w:numId="4" w16cid:durableId="1234895086">
+    <w:abstractNumId w:val="2"/>
   </w:num>
 </w:numbering>
 </file>
@@ -1502,7 +3265,6 @@
   <w:style w:type="character" w:default="1" w:styleId="Phngmcinhcuaoanvn">
     <w:name w:val="Default Paragraph Font"/>
     <w:uiPriority w:val="1"/>
-    <w:semiHidden/>
     <w:unhideWhenUsed/>
   </w:style>
   <w:style w:type="table" w:default="1" w:styleId="BangThngthng">
@@ -1840,6 +3602,103 @@
       </w:tblBorders>
     </w:tblPr>
   </w:style>
+  <w:style w:type="table" w:styleId="BangThun1">
+    <w:name w:val="Plain Table 1"/>
+    <w:basedOn w:val="BangThngthng"/>
+    <w:uiPriority w:val="41"/>
+    <w:rsid w:val="003515C4"/>
+    <w:pPr>
+      <w:spacing w:after="0" w:line="240" w:lineRule="auto"/>
+    </w:pPr>
+    <w:tblPr>
+      <w:tblStyleRowBandSize w:val="1"/>
+      <w:tblStyleColBandSize w:val="1"/>
+      <w:tblBorders>
+        <w:top w:val="single" w:sz="4" w:space="0" w:color="BFBFBF" w:themeColor="background1" w:themeShade="BF"/>
+        <w:left w:val="single" w:sz="4" w:space="0" w:color="BFBFBF" w:themeColor="background1" w:themeShade="BF"/>
+        <w:bottom w:val="single" w:sz="4" w:space="0" w:color="BFBFBF" w:themeColor="background1" w:themeShade="BF"/>
+        <w:right w:val="single" w:sz="4" w:space="0" w:color="BFBFBF" w:themeColor="background1" w:themeShade="BF"/>
+        <w:insideH w:val="single" w:sz="4" w:space="0" w:color="BFBFBF" w:themeColor="background1" w:themeShade="BF"/>
+        <w:insideV w:val="single" w:sz="4" w:space="0" w:color="BFBFBF" w:themeColor="background1" w:themeShade="BF"/>
+      </w:tblBorders>
+    </w:tblPr>
+    <w:tblStylePr w:type="firstRow">
+      <w:rPr>
+        <w:b/>
+        <w:bCs/>
+      </w:rPr>
+    </w:tblStylePr>
+    <w:tblStylePr w:type="lastRow">
+      <w:rPr>
+        <w:b/>
+        <w:bCs/>
+      </w:rPr>
+      <w:tblPr/>
+      <w:tcPr>
+        <w:tcBorders>
+          <w:top w:val="double" w:sz="4" w:space="0" w:color="BFBFBF" w:themeColor="background1" w:themeShade="BF"/>
+        </w:tcBorders>
+      </w:tcPr>
+    </w:tblStylePr>
+    <w:tblStylePr w:type="firstCol">
+      <w:rPr>
+        <w:b/>
+        <w:bCs/>
+      </w:rPr>
+    </w:tblStylePr>
+    <w:tblStylePr w:type="lastCol">
+      <w:rPr>
+        <w:b/>
+        <w:bCs/>
+      </w:rPr>
+    </w:tblStylePr>
+    <w:tblStylePr w:type="band1Vert">
+      <w:tblPr/>
+      <w:tcPr>
+        <w:shd w:val="clear" w:color="auto" w:fill="F2F2F2" w:themeFill="background1" w:themeFillShade="F2"/>
+      </w:tcPr>
+    </w:tblStylePr>
+    <w:tblStylePr w:type="band1Horz">
+      <w:tblPr/>
+      <w:tcPr>
+        <w:shd w:val="clear" w:color="auto" w:fill="F2F2F2" w:themeFill="background1" w:themeFillShade="F2"/>
+      </w:tcPr>
+    </w:tblStylePr>
+  </w:style>
+  <w:style w:type="character" w:styleId="Siuktni">
+    <w:name w:val="Hyperlink"/>
+    <w:basedOn w:val="Phngmcinhcuaoanvn"/>
+    <w:uiPriority w:val="99"/>
+    <w:unhideWhenUsed/>
+    <w:rsid w:val="00B66552"/>
+    <w:rPr>
+      <w:color w:val="0563C1" w:themeColor="hyperlink"/>
+      <w:u w:val="single"/>
+    </w:rPr>
+  </w:style>
+  <w:style w:type="character" w:styleId="cpChagiiquyt">
+    <w:name w:val="Unresolved Mention"/>
+    <w:basedOn w:val="Phngmcinhcuaoanvn"/>
+    <w:uiPriority w:val="99"/>
+    <w:semiHidden/>
+    <w:unhideWhenUsed/>
+    <w:rsid w:val="00B66552"/>
+    <w:rPr>
+      <w:color w:val="605E5C"/>
+      <w:shd w:val="clear" w:color="auto" w:fill="E1DFDD"/>
+    </w:rPr>
+  </w:style>
+  <w:style w:type="paragraph" w:styleId="ThngthngWeb">
+    <w:name w:val="Normal (Web)"/>
+    <w:basedOn w:val="Binhthng"/>
+    <w:uiPriority w:val="99"/>
+    <w:semiHidden/>
+    <w:unhideWhenUsed/>
+    <w:rsid w:val="00814307"/>
+    <w:rPr>
+      <w:rFonts w:cs="Times New Roman"/>
+    </w:rPr>
+  </w:style>
 </w:styles>
 </file>
 
